--- a/dosyalar/etkinlikler/6-sinif/arapca-6-2-etkinlik.docx
+++ b/dosyalar/etkinlikler/6-sinif/arapca-6-2-etkinlik.docx
@@ -1367,7 +1367,7 @@
                 <w:sz w:val="17"/>
                 <w:szCs w:val="17"/>
               </w:rPr>
-              <w:t xml:space="preserve">Öğretmen komutu okumadan önce “قَالَ الْمُعَلِّمُ” kalıbını söylerse öğrenciler hareketi yapar; bu kalıp söylenmeden verilen komutta hareket eden oyundan çıkar. Elenen öğrenciler çemberin dışında hakem olur ve arkadaşlarını izler.</w:t>
+              <w:t xml:space="preserve">Öğretmen komutu okumadan önce “قَالَ المُعَلِّمُ” kalıbını söylerse öğrenciler hareketi yapar; bu kalıp söylenmeden verilen komutta hareket eden oyundan çıkar. Elenen öğrenciler çemberin dışında hakem olur ve arkadaşlarını izler.</w:t>
             </w:r>
           </w:p>
         </w:tc>
@@ -5409,7 +5409,7 @@
                 <w:szCs w:val="32"/>
                 <w:rtl/>
               </w:rPr>
-              <w:t xml:space="preserve">اِجْلِسْ عَلَى الْكُرْسِيِّ</w:t>
+              <w:t xml:space="preserve">اِجْلِسْ عَلَى الكُرْسِيِّ</w:t>
             </w:r>
           </w:p>
           <w:p>
@@ -5543,7 +5543,7 @@
                 <w:szCs w:val="32"/>
                 <w:rtl/>
               </w:rPr>
-              <w:t xml:space="preserve">كَيْفَ تَشْعُرُ ؟</w:t>
+              <w:t xml:space="preserve">كَيْف تَشْعُرُ ؟</w:t>
             </w:r>
           </w:p>
           <w:p>
@@ -5561,7 +5561,7 @@
                 <w:szCs w:val="30"/>
                 <w:rtl/>
               </w:rPr>
-              <w:t xml:space="preserve">أَحْمَدُ : مَاذَا تَشْعُرُ الْيَوْمَ يَا عُمَرُ ؟</w:t>
+              <w:t xml:space="preserve">أَحْمَد : مَاذَا تَشْعُرُ اليَوْمَ يَا عُمَر ؟</w:t>
             </w:r>
           </w:p>
           <w:p>
@@ -5579,7 +5579,7 @@
                 <w:szCs w:val="30"/>
                 <w:rtl/>
               </w:rPr>
-              <w:t xml:space="preserve">عُمَرُ : أَنَا مُتْعَبٌ قَلِيلًا.</w:t>
+              <w:t xml:space="preserve">عُمَر : أَنَا مُتْعَبٌ قَلِيلًا.</w:t>
             </w:r>
           </w:p>
           <w:p>
@@ -5597,7 +5597,7 @@
                 <w:szCs w:val="30"/>
                 <w:rtl/>
               </w:rPr>
-              <w:t xml:space="preserve">أَحْمَدُ : هَلْ أَنْتَ حَزِينٌ أَيْضًا ؟</w:t>
+              <w:t xml:space="preserve">أَحْمَد : هَلْ أَنْتَ حَزِينٌ أَيْضًا ؟</w:t>
             </w:r>
           </w:p>
           <w:p>
@@ -5615,7 +5615,7 @@
                 <w:szCs w:val="30"/>
                 <w:rtl/>
               </w:rPr>
-              <w:t xml:space="preserve">عُمَرُ : لَا ، أَنَا سَعِيدٌ.</w:t>
+              <w:t xml:space="preserve">عُمَر : لَا ، أَنَا سَعِيدٌ.</w:t>
             </w:r>
           </w:p>
           <w:p>
@@ -5633,7 +5633,7 @@
                 <w:szCs w:val="30"/>
                 <w:rtl/>
               </w:rPr>
-              <w:t xml:space="preserve">أَحْمَدُ : مُمْتَازٌ ! أَرَى ذَلِكَ فِي وَجْهِكَ.</w:t>
+              <w:t xml:space="preserve">أَحْمَد : مُمْتَازٌ ! أَرَى ذَلِكَ فِي وَجْهِكَ.</w:t>
             </w:r>
           </w:p>
           <w:p>
@@ -5651,7 +5651,7 @@
                 <w:szCs w:val="30"/>
                 <w:rtl/>
               </w:rPr>
-              <w:t xml:space="preserve">عُمَرُ : شُكْرًا يَا صَدِيقِي.</w:t>
+              <w:t xml:space="preserve">عُمَر : شُكْرًا يَا صَدِيقِي.</w:t>
             </w:r>
           </w:p>
         </w:tc>

--- a/dosyalar/etkinlikler/6-sinif/arapca-6-2-etkinlik.docx
+++ b/dosyalar/etkinlikler/6-sinif/arapca-6-2-etkinlik.docx
@@ -3803,7 +3803,7 @@
             </w:pPr>
             <w:r>
               <w:rPr>
-                <w:rFonts w:ascii="Markazi Text" w:cs="Markazi Text" w:eastAsia="Markazi Text" w:hAnsi="Markazi Text"/>
+                <w:rFonts w:ascii="Arakom" w:cs="Arakom" w:eastAsia="Arakom" w:hAnsi="Arakom"/>
                 <w:b w:val="false"/>
                 <w:bCs w:val="false"/>
                 <w:color w:val="111111"/>
@@ -3853,7 +3853,7 @@
             </w:pPr>
             <w:r>
               <w:rPr>
-                <w:rFonts w:ascii="Markazi Text" w:cs="Markazi Text" w:eastAsia="Markazi Text" w:hAnsi="Markazi Text"/>
+                <w:rFonts w:ascii="Arakom" w:cs="Arakom" w:eastAsia="Arakom" w:hAnsi="Arakom"/>
                 <w:b w:val="false"/>
                 <w:bCs w:val="false"/>
                 <w:color w:val="111111"/>
@@ -3903,7 +3903,7 @@
             </w:pPr>
             <w:r>
               <w:rPr>
-                <w:rFonts w:ascii="Markazi Text" w:cs="Markazi Text" w:eastAsia="Markazi Text" w:hAnsi="Markazi Text"/>
+                <w:rFonts w:ascii="Arakom" w:cs="Arakom" w:eastAsia="Arakom" w:hAnsi="Arakom"/>
                 <w:b w:val="false"/>
                 <w:bCs w:val="false"/>
                 <w:color w:val="111111"/>
@@ -3953,7 +3953,7 @@
             </w:pPr>
             <w:r>
               <w:rPr>
-                <w:rFonts w:ascii="Markazi Text" w:cs="Markazi Text" w:eastAsia="Markazi Text" w:hAnsi="Markazi Text"/>
+                <w:rFonts w:ascii="Arakom" w:cs="Arakom" w:eastAsia="Arakom" w:hAnsi="Arakom"/>
                 <w:b w:val="false"/>
                 <w:bCs w:val="false"/>
                 <w:color w:val="111111"/>
@@ -4008,7 +4008,7 @@
             </w:pPr>
             <w:r>
               <w:rPr>
-                <w:rFonts w:ascii="Markazi Text" w:cs="Markazi Text" w:eastAsia="Markazi Text" w:hAnsi="Markazi Text"/>
+                <w:rFonts w:ascii="Arakom" w:cs="Arakom" w:eastAsia="Arakom" w:hAnsi="Arakom"/>
                 <w:b w:val="false"/>
                 <w:bCs w:val="false"/>
                 <w:color w:val="111111"/>
@@ -4058,7 +4058,7 @@
             </w:pPr>
             <w:r>
               <w:rPr>
-                <w:rFonts w:ascii="Markazi Text" w:cs="Markazi Text" w:eastAsia="Markazi Text" w:hAnsi="Markazi Text"/>
+                <w:rFonts w:ascii="Arakom" w:cs="Arakom" w:eastAsia="Arakom" w:hAnsi="Arakom"/>
                 <w:b w:val="false"/>
                 <w:bCs w:val="false"/>
                 <w:color w:val="111111"/>
@@ -4108,7 +4108,7 @@
             </w:pPr>
             <w:r>
               <w:rPr>
-                <w:rFonts w:ascii="Markazi Text" w:cs="Markazi Text" w:eastAsia="Markazi Text" w:hAnsi="Markazi Text"/>
+                <w:rFonts w:ascii="Arakom" w:cs="Arakom" w:eastAsia="Arakom" w:hAnsi="Arakom"/>
                 <w:b w:val="false"/>
                 <w:bCs w:val="false"/>
                 <w:color w:val="111111"/>
@@ -4158,7 +4158,7 @@
             </w:pPr>
             <w:r>
               <w:rPr>
-                <w:rFonts w:ascii="Markazi Text" w:cs="Markazi Text" w:eastAsia="Markazi Text" w:hAnsi="Markazi Text"/>
+                <w:rFonts w:ascii="Arakom" w:cs="Arakom" w:eastAsia="Arakom" w:hAnsi="Arakom"/>
                 <w:b w:val="false"/>
                 <w:bCs w:val="false"/>
                 <w:color w:val="111111"/>
@@ -4213,7 +4213,7 @@
             </w:pPr>
             <w:r>
               <w:rPr>
-                <w:rFonts w:ascii="Markazi Text" w:cs="Markazi Text" w:eastAsia="Markazi Text" w:hAnsi="Markazi Text"/>
+                <w:rFonts w:ascii="Arakom" w:cs="Arakom" w:eastAsia="Arakom" w:hAnsi="Arakom"/>
                 <w:b w:val="false"/>
                 <w:bCs w:val="false"/>
                 <w:color w:val="111111"/>
@@ -4263,7 +4263,7 @@
             </w:pPr>
             <w:r>
               <w:rPr>
-                <w:rFonts w:ascii="Markazi Text" w:cs="Markazi Text" w:eastAsia="Markazi Text" w:hAnsi="Markazi Text"/>
+                <w:rFonts w:ascii="Arakom" w:cs="Arakom" w:eastAsia="Arakom" w:hAnsi="Arakom"/>
                 <w:b w:val="false"/>
                 <w:bCs w:val="false"/>
                 <w:color w:val="111111"/>
@@ -4313,7 +4313,7 @@
             </w:pPr>
             <w:r>
               <w:rPr>
-                <w:rFonts w:ascii="Markazi Text" w:cs="Markazi Text" w:eastAsia="Markazi Text" w:hAnsi="Markazi Text"/>
+                <w:rFonts w:ascii="Arakom" w:cs="Arakom" w:eastAsia="Arakom" w:hAnsi="Arakom"/>
                 <w:b w:val="false"/>
                 <w:bCs w:val="false"/>
                 <w:color w:val="111111"/>
@@ -4363,7 +4363,7 @@
             </w:pPr>
             <w:r>
               <w:rPr>
-                <w:rFonts w:ascii="Markazi Text" w:cs="Markazi Text" w:eastAsia="Markazi Text" w:hAnsi="Markazi Text"/>
+                <w:rFonts w:ascii="Arakom" w:cs="Arakom" w:eastAsia="Arakom" w:hAnsi="Arakom"/>
                 <w:b w:val="false"/>
                 <w:bCs w:val="false"/>
                 <w:color w:val="111111"/>
@@ -4836,7 +4836,7 @@
             </w:pPr>
             <w:r>
               <w:rPr>
-                <w:rFonts w:ascii="Markazi Text" w:cs="Markazi Text" w:eastAsia="Markazi Text" w:hAnsi="Markazi Text"/>
+                <w:rFonts w:ascii="Arakom" w:cs="Arakom" w:eastAsia="Arakom" w:hAnsi="Arakom"/>
                 <w:b w:val="false"/>
                 <w:bCs w:val="false"/>
                 <w:color w:val="111111"/>
@@ -4886,7 +4886,7 @@
             </w:pPr>
             <w:r>
               <w:rPr>
-                <w:rFonts w:ascii="Markazi Text" w:cs="Markazi Text" w:eastAsia="Markazi Text" w:hAnsi="Markazi Text"/>
+                <w:rFonts w:ascii="Arakom" w:cs="Arakom" w:eastAsia="Arakom" w:hAnsi="Arakom"/>
                 <w:b w:val="false"/>
                 <w:bCs w:val="false"/>
                 <w:color w:val="111111"/>
@@ -4936,7 +4936,7 @@
             </w:pPr>
             <w:r>
               <w:rPr>
-                <w:rFonts w:ascii="Markazi Text" w:cs="Markazi Text" w:eastAsia="Markazi Text" w:hAnsi="Markazi Text"/>
+                <w:rFonts w:ascii="Arakom" w:cs="Arakom" w:eastAsia="Arakom" w:hAnsi="Arakom"/>
                 <w:b w:val="false"/>
                 <w:bCs w:val="false"/>
                 <w:color w:val="111111"/>
@@ -4991,7 +4991,7 @@
             </w:pPr>
             <w:r>
               <w:rPr>
-                <w:rFonts w:ascii="Markazi Text" w:cs="Markazi Text" w:eastAsia="Markazi Text" w:hAnsi="Markazi Text"/>
+                <w:rFonts w:ascii="Arakom" w:cs="Arakom" w:eastAsia="Arakom" w:hAnsi="Arakom"/>
                 <w:b w:val="false"/>
                 <w:bCs w:val="false"/>
                 <w:color w:val="111111"/>
@@ -5041,7 +5041,7 @@
             </w:pPr>
             <w:r>
               <w:rPr>
-                <w:rFonts w:ascii="Markazi Text" w:cs="Markazi Text" w:eastAsia="Markazi Text" w:hAnsi="Markazi Text"/>
+                <w:rFonts w:ascii="Arakom" w:cs="Arakom" w:eastAsia="Arakom" w:hAnsi="Arakom"/>
                 <w:b w:val="false"/>
                 <w:bCs w:val="false"/>
                 <w:color w:val="111111"/>
@@ -5091,7 +5091,7 @@
             </w:pPr>
             <w:r>
               <w:rPr>
-                <w:rFonts w:ascii="Markazi Text" w:cs="Markazi Text" w:eastAsia="Markazi Text" w:hAnsi="Markazi Text"/>
+                <w:rFonts w:ascii="Arakom" w:cs="Arakom" w:eastAsia="Arakom" w:hAnsi="Arakom"/>
                 <w:b w:val="false"/>
                 <w:bCs w:val="false"/>
                 <w:color w:val="111111"/>
@@ -5146,7 +5146,7 @@
             </w:pPr>
             <w:r>
               <w:rPr>
-                <w:rFonts w:ascii="Markazi Text" w:cs="Markazi Text" w:eastAsia="Markazi Text" w:hAnsi="Markazi Text"/>
+                <w:rFonts w:ascii="Arakom" w:cs="Arakom" w:eastAsia="Arakom" w:hAnsi="Arakom"/>
                 <w:b w:val="false"/>
                 <w:bCs w:val="false"/>
                 <w:color w:val="111111"/>
@@ -5196,7 +5196,7 @@
             </w:pPr>
             <w:r>
               <w:rPr>
-                <w:rFonts w:ascii="Markazi Text" w:cs="Markazi Text" w:eastAsia="Markazi Text" w:hAnsi="Markazi Text"/>
+                <w:rFonts w:ascii="Arakom" w:cs="Arakom" w:eastAsia="Arakom" w:hAnsi="Arakom"/>
                 <w:b w:val="false"/>
                 <w:bCs w:val="false"/>
                 <w:color w:val="111111"/>
@@ -5246,7 +5246,7 @@
             </w:pPr>
             <w:r>
               <w:rPr>
-                <w:rFonts w:ascii="Markazi Text" w:cs="Markazi Text" w:eastAsia="Markazi Text" w:hAnsi="Markazi Text"/>
+                <w:rFonts w:ascii="Arakom" w:cs="Arakom" w:eastAsia="Arakom" w:hAnsi="Arakom"/>
                 <w:b w:val="false"/>
                 <w:bCs w:val="false"/>
                 <w:color w:val="111111"/>
@@ -5301,7 +5301,7 @@
             </w:pPr>
             <w:r>
               <w:rPr>
-                <w:rFonts w:ascii="Markazi Text" w:cs="Markazi Text" w:eastAsia="Markazi Text" w:hAnsi="Markazi Text"/>
+                <w:rFonts w:ascii="Arakom" w:cs="Arakom" w:eastAsia="Arakom" w:hAnsi="Arakom"/>
                 <w:b w:val="false"/>
                 <w:bCs w:val="false"/>
                 <w:color w:val="111111"/>
@@ -5351,7 +5351,7 @@
             </w:pPr>
             <w:r>
               <w:rPr>
-                <w:rFonts w:ascii="Markazi Text" w:cs="Markazi Text" w:eastAsia="Markazi Text" w:hAnsi="Markazi Text"/>
+                <w:rFonts w:ascii="Arakom" w:cs="Arakom" w:eastAsia="Arakom" w:hAnsi="Arakom"/>
                 <w:b w:val="false"/>
                 <w:bCs w:val="false"/>
                 <w:color w:val="111111"/>
@@ -5401,7 +5401,7 @@
             </w:pPr>
             <w:r>
               <w:rPr>
-                <w:rFonts w:ascii="Markazi Text" w:cs="Markazi Text" w:eastAsia="Markazi Text" w:hAnsi="Markazi Text"/>
+                <w:rFonts w:ascii="Arakom" w:cs="Arakom" w:eastAsia="Arakom" w:hAnsi="Arakom"/>
                 <w:b w:val="false"/>
                 <w:bCs w:val="false"/>
                 <w:color w:val="111111"/>
@@ -5535,7 +5535,7 @@
             </w:pPr>
             <w:r>
               <w:rPr>
-                <w:rFonts w:ascii="Markazi Text" w:cs="Markazi Text" w:eastAsia="Markazi Text" w:hAnsi="Markazi Text"/>
+                <w:rFonts w:ascii="Arakom" w:cs="Arakom" w:eastAsia="Arakom" w:hAnsi="Arakom"/>
                 <w:b/>
                 <w:bCs/>
                 <w:color w:val="111111"/>
@@ -5553,7 +5553,7 @@
             </w:pPr>
             <w:r>
               <w:rPr>
-                <w:rFonts w:ascii="Markazi Text" w:cs="Markazi Text" w:eastAsia="Markazi Text" w:hAnsi="Markazi Text"/>
+                <w:rFonts w:ascii="Arakom" w:cs="Arakom" w:eastAsia="Arakom" w:hAnsi="Arakom"/>
                 <w:b w:val="false"/>
                 <w:bCs w:val="false"/>
                 <w:color w:val="111111"/>
@@ -5571,7 +5571,7 @@
             </w:pPr>
             <w:r>
               <w:rPr>
-                <w:rFonts w:ascii="Markazi Text" w:cs="Markazi Text" w:eastAsia="Markazi Text" w:hAnsi="Markazi Text"/>
+                <w:rFonts w:ascii="Arakom" w:cs="Arakom" w:eastAsia="Arakom" w:hAnsi="Arakom"/>
                 <w:b w:val="false"/>
                 <w:bCs w:val="false"/>
                 <w:color w:val="111111"/>
@@ -5589,7 +5589,7 @@
             </w:pPr>
             <w:r>
               <w:rPr>
-                <w:rFonts w:ascii="Markazi Text" w:cs="Markazi Text" w:eastAsia="Markazi Text" w:hAnsi="Markazi Text"/>
+                <w:rFonts w:ascii="Arakom" w:cs="Arakom" w:eastAsia="Arakom" w:hAnsi="Arakom"/>
                 <w:b w:val="false"/>
                 <w:bCs w:val="false"/>
                 <w:color w:val="111111"/>
@@ -5607,7 +5607,7 @@
             </w:pPr>
             <w:r>
               <w:rPr>
-                <w:rFonts w:ascii="Markazi Text" w:cs="Markazi Text" w:eastAsia="Markazi Text" w:hAnsi="Markazi Text"/>
+                <w:rFonts w:ascii="Arakom" w:cs="Arakom" w:eastAsia="Arakom" w:hAnsi="Arakom"/>
                 <w:b w:val="false"/>
                 <w:bCs w:val="false"/>
                 <w:color w:val="111111"/>
@@ -5625,7 +5625,7 @@
             </w:pPr>
             <w:r>
               <w:rPr>
-                <w:rFonts w:ascii="Markazi Text" w:cs="Markazi Text" w:eastAsia="Markazi Text" w:hAnsi="Markazi Text"/>
+                <w:rFonts w:ascii="Arakom" w:cs="Arakom" w:eastAsia="Arakom" w:hAnsi="Arakom"/>
                 <w:b w:val="false"/>
                 <w:bCs w:val="false"/>
                 <w:color w:val="111111"/>
@@ -5643,7 +5643,7 @@
             </w:pPr>
             <w:r>
               <w:rPr>
-                <w:rFonts w:ascii="Markazi Text" w:cs="Markazi Text" w:eastAsia="Markazi Text" w:hAnsi="Markazi Text"/>
+                <w:rFonts w:ascii="Arakom" w:cs="Arakom" w:eastAsia="Arakom" w:hAnsi="Arakom"/>
                 <w:b w:val="false"/>
                 <w:bCs w:val="false"/>
                 <w:color w:val="111111"/>
